--- a/swh/docx/40.content.docx
+++ b/swh/docx/40.content.docx
@@ -11,6 +11,15 @@
         <w:pStyle w:val="Heading2"/>
       </w:pPr>
       <w:r>
+        <w:t>Resource: Maelezo ya Masomo (Tyndale)</w:t>
+      </w:r>
+      <w:r/>
+    </w:p>
+    <w:p>
+      <w:pPr>
+        <w:pStyle w:val="Heading2"/>
+      </w:pPr>
+      <w:r>
         <w:t>License Information</w:t>
       </w:r>
       <w:r/>
@@ -21,7 +30,7 @@
         <w:rPr>
           <w:b/>
         </w:rPr>
-        <w:t>Study Notes (Tyndale)</w:t>
+        <w:t>Maelezo ya Masomo (Tyndale)</w:t>
       </w:r>
       <w:r>
         <w:t xml:space="preserve"> (Swahili) is based on</w:t>
@@ -74,7 +83,7 @@
         <w:pStyle w:val="Heading1"/>
       </w:pPr>
       <w:r>
-        <w:t>Study Notes (Tyndale)</w:t>
+        <w:t>Maelezo ya Masomo (Tyndale)</w:t>
       </w:r>
     </w:p>
     <w:p>
@@ -83,6 +92,51 @@
           <w:headerReference w:type="even" r:id="rId8"/>
           <w:headerReference w:type="default" r:id="rId9"/>
           <w:footerReference w:type="default" r:id="rId10"/>
+          <w:footnotePr>
+            <w:numRestart w:val="eachSect"/>
+          </w:footnotePr>
+          <w:type w:val="continuous"/>
+          <w:pgSz w:w="12240" w:h="15840" w:code="1"/>
+          <w:pgMar w:top="1440" w:right="1440" w:bottom="1440" w:left="1440" w:header="504" w:footer="504" w:gutter="0"/>
+          <w:cols w:space="708"/>
+          <w:titlePg/>
+          <w:docGrid w:linePitch="360"/>
+        </w:sectPr>
+      </w:pPr>
+    </w:p>
+    <w:p>
+      <w:r/>
+    </w:p>
+    <w:p>
+      <w:pPr>
+        <w:pStyle w:val="Heading2"/>
+      </w:pPr>
+      <w:r>
+        <w:t>MAT</w:t>
+      </w:r>
+      <w:r/>
+    </w:p>
+    <w:p>
+      <w:r/>
+      <w:r>
+        <w:rPr>
+          <w:i/>
+        </w:rPr>
+        <w:t>Mathayo 1:1, Mathayo 1:1–2.23, Mathayo 1:5, Mathayo 1:7, Mathayo 1:8, Mathayo 1:11, Mathayo 1:12, Mathayo 1:12–16, Mathayo 1:16, Mathayo 1:17, Mathayo 1:18, Mathayo 1:19, Mathayo 1:20, Mathayo 1:21, Mathayo 1:22–23, Mathayo 1:25, Mathayo 2:1, Mathayo 2:1–2, Mathayo 2:2, Mathayo 2:3, Mathayo 2:4, Mathayo 2:6, Mathayo 2:8–10, Mathayo 2:11, Mathayo 2:13–15, Mathayo 2:15, Mathayo 2:16, Mathayo 2:18, Mathayo 2:19, Matayo 2:20–21, Mathayo 2:22, Mathayo 2:23, Mathayo 3:1, Mathayo 3:2, Mathayo 3:3, Mathayo 3:4, Mathayo 3:5–6, Mathayo 3:7, Mathayo 3:8, Mathayo 3:9, Mathayo 3:11, Mathayo 3:12, Mathayo 3:14, Mathayo 3:15, Mathayo 3:16, Mathayo 3:17, Mathayo 4:1, Mathayo 4:1–11, Mathayo 4:2, Mathayo 4:3–4, Mathayo 4:5–7, Mathayo 4:7, Mathayo 4:8–9, Mathayo 4:11, Mathayo 4:12, Mathayo 4:12–11.1, Mathayo 4:13, Mathayo 4:17, Mathayo 4:18, Mathayo 4:18–22, Mathayo 4:19, Mathayo 4:20–22, Mathayo 4:23, Mathayo 4:23–25, Mathayo 4:24–25, Mathayo 5:1–7.29, Mathayo 5:3, Mathayo 5:4, Mathayo 5:5, Mathayo 5:6, Mathayo 5:7, Mathayo 5:8, Mathayo 5:9, Mathayo 5:10–11, Mathayo 5:12, Mathayo 5:13, Mathayo 5:13–16, Mathayo 5:14, Mathayo 5:16, Mathayo 5:17, Mathayo 5:19, Mathayo 5:20, Mathayo 5:21, Mathayo 5:21–47, Mathayo 5:22, Mathayo 5:23–26, Mathayo 5:27–30, Mathayo 5:29, Mathayo 5:29–30, Mathayo 5:31, Mathayo 5:31–32, Mathayo 5:32, Mathayo 5:33–37, Mathayo 5:38–42, Mathayo 5:41, Mathayo 5:42, Mathayo 5:43–47, Mathayo 5:45, Mathayo 5:47, Mathayo 5:48, Mathayo 6:1, Mathayo 6:2, Mathayo 6:4, Mathayo 6:5, Mathayo 6:6, Mathayo 6:7–8, Mathayo 6:9, Mathayo 6:9–13, Mathayo 6:10, Mathayo 6:11, Mathayo 6:12, Mathayo 6:13, Mathayo 6:16, Mathayo 6:20, Mathayo 6:22, Mathayo 6:24, Mathayo 6:25–34, Mathayo 6:26, Mathayo 6:30, Mathayo 6:32, Mathayo 6:33, Mathayo 7:1, Mathayo 7:3–5, Mathayo 7:6, Mathayo 7:7–8, Mathayo 7:12, Mathayo 7:13, Mathayo 7:13–27, Mathayo 7:14, Mathayo 7:15–20, Mathayo 7:16–17, Mathayo 7:18, Mathayo 7:21, Mathayo 7:22, Mathayo 7:23, Mathayo 7:24, Mathayo 7:24–27, Mathayo 7:25–27, Mathayo 7:28–29, Mathayo 8:1–9.34, Mathayo 8:2, Mathayo 8:3, Mathayo 8:4, Mathayo 8:5, Mathayo 8:5–13, Mathayo 8:7, Mathayo 8:8–10, Mathayo 8:11–12, Mathayo 8:16, Mathayo 8:16–17, Mathayo 8:17, Mathayo 8:18–22, Mathayo 8:19, Mathayo 8:20, Mathayo 8:21, Mathayo 8:22, Mathayo 8:23–27, Mathayo 8:24, Mathayo 8:27, Mathayo 8:28, Mathayo 8:28–34, Mathayo 8:29, Mathayo 8:31, Mathayo 8:32, Mathayo 8:34, Mathayo 9:1, Mathayo 9:1–17, Mathayo 9:3, Mathayo 9:5, Mathayo 9:6, Mathayo 9:8, Mathayo 9:9, Mathayo 9:9–13, Mathayo 9:10, Mathayo 9:13, Mathayo 9:14, Mathayo 9:15, Mathayo 9:16–17, Mathayo 9:18, Mathayo 9:18–34, Mathayo 9:20, Mathayo 9:22, Mathayo 9:23, Mathayo 9:24, Mathayo 9:27, Mathayo 9:28, Mathayo 9:32, Mathayo 9:32–34, Mathayo 9:35, Mathayo 9:35–11:1, Mathayo 9:36, Mathayo 9:37–38, Mathayo 10:1, Mathayo 10:2, Mathayo 10:2–4, Mathayo 10:3, Mathayo 10:4, Mathayo 10:5, Mathayo 10:6, Mathayo 10:7–8, Mathayo 10:8, Mathayo 10:9–10, Mathayo 10:12, Mathayo 10:13, Mathayo 10:14, Mathayo 10:15, Mathayo 10:16, Mathayo 10:19–20, Mathayo 10:21–22, Mathayo 10:23, Mathayo 10:25, Mathayo 10:28, Mathayo 10:29–31, Mathayo 10:32–33, Mathayo 10:34, Mathayo 10:34–39, Mathayo 10:37–39, Mathayo 10:41, Mathayo 10:42, Mathayo 11:2, Mathayo 11:2–19, Mathayo 11:2–20.34, Mathayo 11:5, Mathayo 11:6, Mathayo 11:7, Mathayo 11:11, Mathayo 11:12, Mathayo 11:14–15, Mathayo 11:16–19, Mathayo 11:18–19, Mathayo 11:20–24, Mathayo 11:21–24, Mathayo 11:23, Mathayo 11:25, Mathayo 11:25–30, Mathayo 11:27, Mathayo 11:28, Mathayo 11:29–30, Mathayo 12:1, Mathayo 12:1–8, Mathayo 12:1–14, Mathayo 12:3–4, Mathayo 12:3–7, Mathayo 12:5–6, Mathayo 12:7, Mathayo 12:8, Mathayo 12:9, Mathayo 12:9–14, Mathayo 12:10, Mathayo 12:11–12, Mathayo 12:15–21, Mathayo 12:18, Mathayo 12:20, Mathayo 12:22–45, Mathayo 12:23, Mathayo 12:24, Mathayo 12:26, Mathayo 12:27, Mathayo 12:28, Mathayo 12:29, Mathayo 12:31, Mathayo 12:32, Mathayo 12:33–37, Mathayo 12:36–37, Mathayo 12:38, Mathayo 12:39–40, Mathayo 12:41–42, Mathayo 12:42, Mathayo 12:43, Mathayo 12:43–45, Mathayo 12:48–50, Mathayo 13:1–53, Mathayo 13:3–9, Mathayo 13:10, Mathayo 13:11, Mathayo 13:11–15, Mathayo 13:13, Mathayo 13:14–15, Mathayo 13:16–17, Mathayo 13:19, Mathayo 13:20–21, Mathayo 13:22, Mathayo 13:23, Mathayo 13:24–30, Mathayo 13:25, Mathayo 13:28–30, Mathayo 13:31–33, Mathayo 13:33, Mathayo 13:34–35, Mathayo 13:36, Mathayo 13:36–43, Mathayo 13:38, Mathayo 13:40–42, Mathayo 13:41, Mathayo 13:43, Mathayo 13:44, Mathayo 13:44–46, Mathayo 13:47–50, Mathayo 13:49, Mathayo 13:51, Mathayo 13:52, Matayo 13:54–58, Mathayo 13:55–56, Mathayo 13:57, Mathayo 13:58, Mathayo 14:1, Mathayo 14:2, Mathayo 14:3–12, Mathayo 14:4, Mathayo 14:6, Mathayo 14:7, Mathayo 14:8, Mathayo 14:13–21, Mathayo 14:21, Mathayo 14:22, Mathayo 14:22–33, Mathayo 14:23, Mathayo 14:25, Mathayo 14:27, Mathayo 14:34–36, Mathayo 15:1, Mathayo 15:1–20, Mathayo 15:2, Mathayo 15:5, Mathayo 15:6, Mathayo 15:7, Mathayo 15:11, Mathayo 15:13, Mathayo 15:21–28, Mathayo 15:22, Mathayo 15:23, Mathayo 15:26, Mathayo 15:29–31, Mathayo 15:32–39, Mathayo 15:39, Mathayo 16:1–12, Mathayo 16:2–3, Mathayo 16:3, Mathayo 16:9–10, Mathayo 16:11–12, Mathayo 16:13, Mathayo 16:14, Mathayo 16:16, Mathayo 16:17, Mathayo 16:18, Mathayo 16:19, Mathayo 16:21, Mathayo 16:21–28, Mathayo 16:22, Mathayo 16:23, Mathayo 16:24, Mathayo 16:25, Mathayo 16:26, Mathayo 16:27, Mathayo 16:28, Mathayo 17:1, Mathayo 17:2, Mathayo 17:3, Mathayo 17:4, Mathayo 17:5, Matayo 17:6–7, Mathayo 17:9, Mathayo 17:10–13, Mathayo 17:17, Mathayo 17:20, Mathayo 17:22, Mathayo 17:24, Mathayo 17:25–26, Mathayo 18:1, Mathayo 18:1–35, Mathayo 18:3, Mathayo 18:5, Mathayo 18:6, Mathayo 18:8–9, Mathayo 18:10, Mathayo 18:12, Mathayo 18:14, Mathayo 18:15, Mathayo 18:15–20, Mathayo 18:15–35, Mathayo 18:16, Mathayo 18:17, Mathayo 18:18, Mathayo 18:18–20, Mathayo 18:19, Mathayo 18:20, Mathayo 18:21–35, Mathayo 18:22, Mathayo 18:24, Mathayo 18:26, Mathayo 18:28, Mathayo 18:34, Mathayo 18:35, Mathayo 19:1–20.34, Mathayo 19:3, Mathayo 19:4–5, Mathayo 19:6, Mathayo 19:7–8, Mathayo 19:9, Mathayo 19:11, Mathayo 19:12, Mathayo 19:13, Mathayo 19:17, Mathayo 19:21–22, Mathayo 19:23, Mathayo 19:24, Mathayo 19:26, Mathayo 19:28, Mathayo 20:1–16, Mathayo 20:8, Mathayo 20:16, Mathayo 20:20–21, Mathayo 20:20–28, Mathayo 20:21, Mathayo 20:22, Mathayo 20:23, Mathayo 20:24, Mathayo 20:25–28, Mathayo 20:27, Mathayo 20:28, Mathayo 20:29–34, Mathayo 21:1, Mathayo 21:1–28.20, Mathayo 21:3, Mathayo 21:4–5, Mathayo 21:11, Mathayo 21:12, Mathayo 21:12–13, Mathayo 21:13, Mathayo 21:15, Mathayo 21:16, Mathayo 21:19, Mathayo 21:22, Mathayo 21:23, Mathayo 21:23–22:46, Mathayo 21:24, Mathayo 21:25, Mathayo 21:27, Mathayo 21:28–32, Mathayo 21:28–22:14, Mathayo 21:29, Mathayo 21:32, Mathayo 21:33–46, Mathayo 21:34–35, Mathayo 21:37, Mathayo 21:40, Mathayo 21:41, Mathayo 21:42, Mathayo 21:43, Mathayo 21:44, Mathayo 21:45, Mathayo 22:1–14, Mathayo 22:2, Mathayo 22:3–5, Mathayo 22:7, Mathayo 22:8, Mathayo 22:9, Mathayo 22:10, Mathayo 22:11, Mathayo 22:13, Mathayo 22:14, Mathayo 22:15–22, Mathayo 22:16, Mathayo 22:17, Mathayo 22:18, Mathayo 22:20, Mathayo 22:21, Mathayo 22:23, Mathayo 22:23–33, Mathayo 22:29, Mathayo 22:30, Mathayo 22:31–32, Mathayo 22:36, Mathayo 22:37, Mathayo 22:39, Mathayo 22:40, Mathayo 22:41–46, Mathayo 22:42, Mathayo 22:44, Mathayo 22:45, Mathayo 22:46, Mathayo 23:1, Mathayo 23:1–25.46, Mathayo 23:2, Mathayo 23:3, Mathayo 23:4, Mathayo 23:5, Mathayo 23:6, Mathayo 23:7, Mathayo 23:8, Mathayo 23:8–12, Mathayo 23:9, Mathayo 23:10, Mathayo 23:11–12, Mathayo 23:13, Mathayo 23:13–36, Mathayo 23:15, Mathayo 23:16–22, Mathayo 23:23, Mathayo 23:24, Mathayo 23:26, Matayo 23:27–28, Mathayo 23:29, Mathayo 23:32, Mathayo 23:35, Mathayo 23:37, Mathayo 23:38, Mathayo 23:39, Mathayo 24:1, Mathayo 24:1–31, Mathayo 24:2, Mathayo 24:3, Mathayo 24:4–8, Mathayo 24:5, Mathayo 24:6, Mathayo 24:8, Mathayo 24:9, Mathayo 24:10, Mathayo 24:12, Mathayo 24:13, Mathayo 24:14, Mathayo 24:15, Mathayo 24:20, Mathayo 24:21, Mathayo 24:22, Mathayo 24:24, Mathayo 24:26, Mathayo 24:26–28, Mathayo 24:27–28, Mathayo 24:29, Mathayo 24:29–31, Mathayo 24:30, Mathayo 24:31, Mathayo 24:33, Mathayo 24:34, Mathayo 24:35, Mathayo 24:36, Mathayo 24:37, Mathayo 24:37–41, Mathayo 24:37–25:46, Mathayo 24:40–41, Mathayo 24:42, Mathayo 24:45, Mathayo 24:45–51, Mathayo 25:1, Mathayo 25:1–13, Mathayo 25:3, Mathayo 25:5, Mathayo 25:6, Mathayo 25:14–30, Mathayo 25:19, Mathayo 25:21, Mathayo 25:24, Mathayo 25:29, Mathayo 25:31, Mathayo 25:31–46, Mathayo 25:33, Mathayo 25:34, Mathayo 25:35–36, Mathayo 25:37, Mathayo 25:40, Mathayo 25:46, Mathayo 26:2, Mathayo 26:3, Mathayo 26:5, Mathayo 26:6, Mathayo 26:6–13, Mathayo 26:7, Mathayo 26:8, Mathayo 26:12, Mathayo 26:14–16, Mathayo 26:18, Mathayo 26:23, Mathayo 26:24, Mathayo 26:25, Mathayo 26:26, Mathayo 26:26–29, Mathayo 26:27, Mathayo 26:28, Mathayo 26:29, Mathayo 26:30, Mathayo 26:31, Mathayo 26:32, Mathayo 26:35, Mathayo 26:36, Mathayo 26:36–46, Mathayo 26:37, Mathayo 26:38, Mathayo 26:39, Mathayo 26:49, Mathayo 26:51, Mathayo 26:53, Mathayo 26:54, Mathayo 26:55, Mathayo 26:56, Mathayo 26:57–68, Mathayo 26:57–27:26, Mathayo 26:58, Mathayo 26:59, Mathayo 26:60, Mathayo 26:61, Mathayo 26:63, Mathayo 26:64, Mathayo 26:65, Mathayo 26:67–68, Mathayo 26:69–75, Mathayo 26:73, Mathayo 26:75, Mathayo 27:1, Mathayo 27:1–2, Mathayo 27:2, Mathayo 27:3, Mathayo 27:3–10, Mathayo 27:4, Mathayo 27:5, Mathayo 27:7, Mathayo 27:8, Mathayo 27:9–10, Mathayo 27:11, Mathayo 27:11–26, Mathayo 27:15, Mathayo 27:16, Mathayo 27:19, Mathayo 27:24, Mathayo 27:25, Mathayo 27:26, Mathayo 27:27, Mathayo 27:27–31, Mathayo 27:28–29, Mathayo 27:32, Mathayo 27:32–44, Mathayo 27:34, Mathayo 27:35, Mathayo 27:37, Mathayo 27:38, Mathayo 27:40, Mathayo 27:45, Mathayo 27:46, Mathayo 27:47, Mathayo 27:48, Mathayo 27:50, Mathayo 27:51, Mathayo 27:52–53, Mathayo 27:54, Mathayo 27:58, Mathayo 27:59–60, Mathayo 27:62–66, Mathayo 28:1, Mathayo 28:1–10, Mathayo 28:12, Mathayo 28:13, Mathayo 28:15, Mathayo 28:17, Mathayo 28:18, Mathayo 28:19, Mathayo 28:20</w:t>
+      </w:r>
+      <w:r/>
+    </w:p>
+    <w:p>
+      <w:r/>
+      <w:r>
+        <w:t xml:space="preserve"> </w:t>
+      </w:r>
+      <w:r/>
+      <w:r/>
+    </w:p>
+    <w:p>
+      <w:pPr>
+        <w:sectPr>
           <w:footnotePr>
             <w:numRestart w:val="eachSect"/>
           </w:footnotePr>

--- a/swh/docx/40.content.docx
+++ b/swh/docx/40.content.docx
@@ -163,13 +163,6 @@
         <w:rPr>
           <w:lang w:val="sw_KE" w:bidi="sw_KE"/>
         </w:rPr>
-      </w:r>
-      <w:r>
-        <w:rPr>
-          <w:i/>
-          <w:lang w:val="sw_KE" w:bidi="sw_KE"/>
-        </w:rPr>
-        <w:t>Mathayo 1:1, Mathayo 1:1–2.23, Mathayo 1:5, Mathayo 1:7, Mathayo 1:8, Mathayo 1:11, Mathayo 1:12, Mathayo 1:12–16, Mathayo 1:16, Mathayo 1:17, Mathayo 1:18, Mathayo 1:19, Mathayo 1:20, Mathayo 1:21, Mathayo 1:22–23, Mathayo 1:25, Mathayo 2:1, Mathayo 2:1–2, Mathayo 2:2, Mathayo 2:3, Mathayo 2:4, Mathayo 2:6, Mathayo 2:8–10, Mathayo 2:11, Mathayo 2:13–15, Mathayo 2:15, Mathayo 2:16, Mathayo 2:18, Mathayo 2:19, Matayo 2:20–21, Mathayo 2:22, Mathayo 2:23, Mathayo 3:1, Mathayo 3:2, Mathayo 3:3, Mathayo 3:4, Mathayo 3:5–6, Mathayo 3:7, Mathayo 3:8, Mathayo 3:9, Mathayo 3:11, Mathayo 3:12, Mathayo 3:14, Mathayo 3:15, Mathayo 3:16, Mathayo 3:17, Mathayo 4:1, Mathayo 4:1–11, Mathayo 4:2, Mathayo 4:3–4, Mathayo 4:5–7, Mathayo 4:7, Mathayo 4:8–9, Mathayo 4:11, Mathayo 4:12, Mathayo 4:12–11.1, Mathayo 4:13, Mathayo 4:17, Mathayo 4:18, Mathayo 4:18–22, Mathayo 4:19, Mathayo 4:20–22, Mathayo 4:23, Mathayo 4:23–25, Mathayo 4:24–25, Mathayo 5:1–7.29, Mathayo 5:3, Mathayo 5:4, Mathayo 5:5, Mathayo 5:6, Mathayo 5:7, Mathayo 5:8, Mathayo 5:9, Mathayo 5:10–11, Mathayo 5:12, Mathayo 5:13, Mathayo 5:13–16, Mathayo 5:14, Mathayo 5:16, Mathayo 5:17, Mathayo 5:19, Mathayo 5:20, Mathayo 5:21, Mathayo 5:21–47, Mathayo 5:22, Mathayo 5:23–26, Mathayo 5:27–30, Mathayo 5:29, Mathayo 5:29–30, Mathayo 5:31, Mathayo 5:31–32, Mathayo 5:32, Mathayo 5:33–37, Mathayo 5:38–42, Mathayo 5:41, Mathayo 5:42, Mathayo 5:43–47, Mathayo 5:45, Mathayo 5:47, Mathayo 5:48, Mathayo 6:1, Mathayo 6:2, Mathayo 6:4, Mathayo 6:5, Mathayo 6:6, Mathayo 6:7–8, Mathayo 6:9, Mathayo 6:9–13, Mathayo 6:10, Mathayo 6:11, Mathayo 6:12, Mathayo 6:13, Mathayo 6:16, Mathayo 6:20, Mathayo 6:22, Mathayo 6:24, Mathayo 6:25–34, Mathayo 6:26, Mathayo 6:30, Mathayo 6:32, Mathayo 6:33, Mathayo 7:1, Mathayo 7:3–5, Mathayo 7:6, Mathayo 7:7–8, Mathayo 7:12, Mathayo 7:13, Mathayo 7:13–27, Mathayo 7:14, Mathayo 7:15–20, Mathayo 7:16–17, Mathayo 7:18, Mathayo 7:21, Mathayo 7:22, Mathayo 7:23, Mathayo 7:24, Mathayo 7:24–27, Mathayo 7:25–27, Mathayo 7:28–29, Mathayo 8:1–9.34, Mathayo 8:2, Mathayo 8:3, Mathayo 8:4, Mathayo 8:5, Mathayo 8:5–13, Mathayo 8:7, Mathayo 8:8–10, Mathayo 8:11–12, Mathayo 8:16, Mathayo 8:16–17, Mathayo 8:17, Mathayo 8:18–22, Mathayo 8:19, Mathayo 8:20, Mathayo 8:21, Mathayo 8:22, Mathayo 8:23–27, Mathayo 8:24, Mathayo 8:27, Mathayo 8:28, Mathayo 8:28–34, Mathayo 8:29, Mathayo 8:31, Mathayo 8:32, Mathayo 8:34, Mathayo 9:1, Mathayo 9:1–17, Mathayo 9:3, Mathayo 9:5, Mathayo 9:6, Mathayo 9:8, Mathayo 9:9, Mathayo 9:9–13, Mathayo 9:10, Mathayo 9:13, Mathayo 9:14, Mathayo 9:15, Mathayo 9:16–17, Mathayo 9:18, Mathayo 9:18–34, Mathayo 9:20, Mathayo 9:22, Mathayo 9:23, Mathayo 9:24, Mathayo 9:27, Mathayo 9:28, Mathayo 9:32, Mathayo 9:32–34, Mathayo 9:35, Mathayo 9:35–11:1, Mathayo 9:36, Mathayo 9:37–38, Mathayo 10:1, Mathayo 10:2, Mathayo 10:2–4, Mathayo 10:3, Mathayo 10:4, Mathayo 10:5, Mathayo 10:6, Mathayo 10:7–8, Mathayo 10:8, Mathayo 10:9–10, Mathayo 10:12, Mathayo 10:13, Mathayo 10:14, Mathayo 10:15, Mathayo 10:16, Mathayo 10:19–20, Mathayo 10:21–22, Mathayo 10:23, Mathayo 10:25, Mathayo 10:28, Mathayo 10:29–31, Mathayo 10:32–33, Mathayo 10:34, Mathayo 10:34–39, Mathayo 10:37–39, Mathayo 10:41, Mathayo 10:42, Mathayo 11:2, Mathayo 11:2–19, Mathayo 11:2–20.34, Mathayo 11:5, Mathayo 11:6, Mathayo 11:7, Mathayo 11:11, Mathayo 11:12, Mathayo 11:14–15, Mathayo 11:16–19, Mathayo 11:18–19, Mathayo 11:20–24, Mathayo 11:21–24, Mathayo 11:23, Mathayo 11:25, Mathayo 11:25–30, Mathayo 11:27, Mathayo 11:28, Mathayo 11:29–30, Mathayo 12:1, Mathayo 12:1–8, Mathayo 12:1–14, Mathayo 12:3–4, Mathayo 12:3–7, Mathayo 12:5–6, Mathayo 12:7, Mathayo 12:8, Mathayo 12:9, Mathayo 12:9–14, Mathayo 12:10, Mathayo 12:11–12, Mathayo 12:15–21, Mathayo 12:18, Mathayo 12:20, Mathayo 12:22–45, Mathayo 12:23, Mathayo 12:24, Mathayo 12:26, Mathayo 12:27, Mathayo 12:28, Mathayo 12:29, Mathayo 12:31, Mathayo 12:32, Mathayo 12:33–37, Mathayo 12:36–37, Mathayo 12:38, Mathayo 12:39–40, Mathayo 12:41–42, Mathayo 12:42, Mathayo 12:43, Mathayo 12:43–45, Mathayo 12:48–50, Mathayo 13:1–53, Mathayo 13:3–9, Mathayo 13:10, Mathayo 13:11, Mathayo 13:11–15, Mathayo 13:13, Mathayo 13:14–15, Mathayo 13:16–17, Mathayo 13:19, Mathayo 13:20–21, Mathayo 13:22, Mathayo 13:23, Mathayo 13:24–30, Mathayo 13:25, Mathayo 13:28–30, Mathayo 13:31–33, Mathayo 13:33, Mathayo 13:34–35, Mathayo 13:36, Mathayo 13:36–43, Mathayo 13:38, Mathayo 13:40–42, Mathayo 13:41, Mathayo 13:43, Mathayo 13:44, Mathayo 13:44–46, Mathayo 13:47–50, Mathayo 13:49, Mathayo 13:51, Mathayo 13:52, Matayo 13:54–58, Mathayo 13:55–56, Mathayo 13:57, Mathayo 13:58, Mathayo 14:1, Mathayo 14:2, Mathayo 14:3–12, Mathayo 14:4, Mathayo 14:6, Mathayo 14:7, Mathayo 14:8, Mathayo 14:13–21, Mathayo 14:21, Mathayo 14:22, Mathayo 14:22–33, Mathayo 14:23, Mathayo 14:25, Mathayo 14:27, Mathayo 14:34–36, Mathayo 15:1, Mathayo 15:1–20, Mathayo 15:2, Mathayo 15:5, Mathayo 15:6, Mathayo 15:7, Mathayo 15:11, Mathayo 15:13, Mathayo 15:21–28, Mathayo 15:22, Mathayo 15:23, Mathayo 15:26, Mathayo 15:29–31, Mathayo 15:32–39, Mathayo 15:39, Mathayo 16:1–12, Mathayo 16:2–3, Mathayo 16:3, Mathayo 16:9–10, Mathayo 16:11–12, Mathayo 16:13, Mathayo 16:14, Mathayo 16:16, Mathayo 16:17, Mathayo 16:18, Mathayo 16:19, Mathayo 16:21, Mathayo 16:21–28, Mathayo 16:22, Mathayo 16:23, Mathayo 16:24, Mathayo 16:25, Mathayo 16:26, Mathayo 16:27, Mathayo 16:28, Mathayo 17:1, Mathayo 17:2, Mathayo 17:3, Mathayo 17:4, Mathayo 17:5, Matayo 17:6–7, Mathayo 17:9, Mathayo 17:10–13, Mathayo 17:17, Mathayo 17:20, Mathayo 17:22, Mathayo 17:24, Mathayo 17:25–26, Mathayo 18:1, Mathayo 18:1–35, Mathayo 18:3, Mathayo 18:5, Mathayo 18:6, Mathayo 18:8–9, Mathayo 18:10, Mathayo 18:12, Mathayo 18:14, Mathayo 18:15, Mathayo 18:15–20, Mathayo 18:15–35, Mathayo 18:16, Mathayo 18:17, Mathayo 18:18, Mathayo 18:18–20, Mathayo 18:19, Mathayo 18:20, Mathayo 18:21–35, Mathayo 18:22, Mathayo 18:24, Mathayo 18:26, Mathayo 18:28, Mathayo 18:34, Mathayo 18:35, Mathayo 19:1–20.34, Mathayo 19:3, Mathayo 19:4–5, Mathayo 19:6, Mathayo 19:7–8, Mathayo 19:9, Mathayo 19:11, Mathayo 19:12, Mathayo 19:13, Mathayo 19:17, Mathayo 19:21–22, Mathayo 19:23, Mathayo 19:24, Mathayo 19:26, Mathayo 19:28, Mathayo 20:1–16, Mathayo 20:8, Mathayo 20:16, Mathayo 20:20–21, Mathayo 20:20–28, Mathayo 20:21, Mathayo 20:22, Mathayo 20:23, Mathayo 20:24, Mathayo 20:25–28, Mathayo 20:27, Mathayo 20:28, Mathayo 20:29–34, Mathayo 21:1, Mathayo 21:1–28.20, Mathayo 21:3, Mathayo 21:4–5, Mathayo 21:11, Mathayo 21:12, Mathayo 21:12–13, Mathayo 21:13, Mathayo 21:15, Mathayo 21:16, Mathayo 21:19, Mathayo 21:22, Mathayo 21:23, Mathayo 21:23–22:46, Mathayo 21:24, Mathayo 21:25, Mathayo 21:27, Mathayo 21:28–32, Mathayo 21:28–22:14, Mathayo 21:29, Mathayo 21:32, Mathayo 21:33–46, Mathayo 21:34–35, Mathayo 21:37, Mathayo 21:40, Mathayo 21:41, Mathayo 21:42, Mathayo 21:43, Mathayo 21:44, Mathayo 21:45, Mathayo 22:1–14, Mathayo 22:2, Mathayo 22:3–5, Mathayo 22:7, Mathayo 22:8, Mathayo 22:9, Mathayo 22:10, Mathayo 22:11, Mathayo 22:13, Mathayo 22:14, Mathayo 22:15–22, Mathayo 22:16, Mathayo 22:17, Mathayo 22:18, Mathayo 22:20, Mathayo 22:21, Mathayo 22:23, Mathayo 22:23–33, Mathayo 22:29, Mathayo 22:30, Mathayo 22:31–32, Mathayo 22:36, Mathayo 22:37, Mathayo 22:39, Mathayo 22:40, Mathayo 22:41–46, Mathayo 22:42, Mathayo 22:44, Mathayo 22:45, Mathayo 22:46, Mathayo 23:1, Mathayo 23:1–25.46, Mathayo 23:2, Mathayo 23:3, Mathayo 23:4, Mathayo 23:5, Mathayo 23:6, Mathayo 23:7, Mathayo 23:8, Mathayo 23:8–12, Mathayo 23:9, Mathayo 23:10, Mathayo 23:11–12, Mathayo 23:13, Mathayo 23:13–36, Mathayo 23:15, Mathayo 23:16–22, Mathayo 23:23, Mathayo 23:24, Mathayo 23:26, Matayo 23:27–28, Mathayo 23:29, Mathayo 23:32, Mathayo 23:35, Mathayo 23:37, Mathayo 23:38, Mathayo 23:39, Mathayo 24:1, Mathayo 24:1–31, Mathayo 24:2, Mathayo 24:3, Mathayo 24:4–8, Mathayo 24:5, Mathayo 24:6, Mathayo 24:8, Mathayo 24:9, Mathayo 24:10, Mathayo 24:12, Mathayo 24:13, Mathayo 24:14, Mathayo 24:15, Mathayo 24:20, Mathayo 24:21, Mathayo 24:22, Mathayo 24:24, Mathayo 24:26, Mathayo 24:26–28, Mathayo 24:27–28, Mathayo 24:29, Mathayo 24:29–31, Mathayo 24:30, Mathayo 24:31, Mathayo 24:33, Mathayo 24:34, Mathayo 24:35, Mathayo 24:36, Mathayo 24:37, Mathayo 24:37–41, Mathayo 24:37–25:46, Mathayo 24:40–41, Mathayo 24:42, Mathayo 24:45, Mathayo 24:45–51, Mathayo 25:1, Mathayo 25:1–13, Mathayo 25:3, Mathayo 25:5, Mathayo 25:6, Mathayo 25:14–30, Mathayo 25:19, Mathayo 25:21, Mathayo 25:24, Mathayo 25:29, Mathayo 25:31, Mathayo 25:31–46, Mathayo 25:33, Mathayo 25:34, Mathayo 25:35–36, Mathayo 25:37, Mathayo 25:40, Mathayo 25:46, Mathayo 26:2, Mathayo 26:3, Mathayo 26:5, Mathayo 26:6, Mathayo 26:6–13, Mathayo 26:7, Mathayo 26:8, Mathayo 26:12, Mathayo 26:14–16, Mathayo 26:18, Mathayo 26:23, Mathayo 26:24, Mathayo 26:25, Mathayo 26:26, Mathayo 26:26–29, Mathayo 26:27, Mathayo 26:28, Mathayo 26:29, Mathayo 26:30, Mathayo 26:31, Mathayo 26:32, Mathayo 26:35, Mathayo 26:36, Mathayo 26:36–46, Mathayo 26:37, Mathayo 26:38, Mathayo 26:39, Mathayo 26:49, Mathayo 26:51, Mathayo 26:53, Mathayo 26:54, Mathayo 26:55, Mathayo 26:56, Mathayo 26:57–68, Mathayo 26:57–27:26, Mathayo 26:58, Mathayo 26:59, Mathayo 26:60, Mathayo 26:61, Mathayo 26:63, Mathayo 26:64, Mathayo 26:65, Mathayo 26:67–68, Mathayo 26:69–75, Mathayo 26:73, Mathayo 26:75, Mathayo 27:1, Mathayo 27:1–2, Mathayo 27:2, Mathayo 27:3, Mathayo 27:3–10, Mathayo 27:4, Mathayo 27:5, Mathayo 27:7, Mathayo 27:8, Mathayo 27:9–10, Mathayo 27:11, Mathayo 27:11–26, Mathayo 27:15, Mathayo 27:16, Mathayo 27:19, Mathayo 27:24, Mathayo 27:25, Mathayo 27:26, Mathayo 27:27, Mathayo 27:27–31, Mathayo 27:28–29, Mathayo 27:32, Mathayo 27:32–44, Mathayo 27:34, Mathayo 27:35, Mathayo 27:37, Mathayo 27:38, Mathayo 27:40, Mathayo 27:45, Mathayo 27:46, Mathayo 27:47, Mathayo 27:48, Mathayo 27:50, Mathayo 27:51, Mathayo 27:52–53, Mathayo 27:54, Mathayo 27:58, Mathayo 27:59–60, Mathayo 27:62–66, Mathayo 28:1, Mathayo 28:1–10, Mathayo 28:12, Mathayo 28:13, Mathayo 28:15, Mathayo 28:17, Mathayo 28:18, Mathayo 28:19, Mathayo 28:20</w:t>
       </w:r>
       <w:r>
         <w:rPr>

--- a/swh/docx/40.content.docx
+++ b/swh/docx/40.content.docx
@@ -150,19 +150,6 @@
           <w:lang w:val="sw_KE" w:bidi="sw_KE"/>
         </w:rPr>
         <w:t>MAT</w:t>
-      </w:r>
-      <w:r>
-        <w:rPr>
-          <w:lang w:val="sw_KE" w:bidi="sw_KE"/>
-        </w:rPr>
-      </w:r>
-    </w:p>
-    <w:p>
-      <w:pPr/>
-      <w:r>
-        <w:rPr>
-          <w:lang w:val="sw_KE" w:bidi="sw_KE"/>
-        </w:rPr>
       </w:r>
       <w:r>
         <w:rPr>

--- a/swh/docx/40.content.docx
+++ b/swh/docx/40.content.docx
@@ -19,7 +19,7 @@
         <w:rPr>
           <w:lang w:val="sw_KE" w:bidi="sw_KE"/>
         </w:rPr>
-        <w:t>Resource: Maelezo ya Masomo (Tyndale)</w:t>
+        <w:t>Resource: Tyndale Open Study Notes</w:t>
       </w:r>
       <w:r>
         <w:rPr>
@@ -112,7 +112,7 @@
         <w:rPr>
           <w:lang w:val="sw_KE" w:bidi="sw_KE"/>
         </w:rPr>
-        <w:t>Maelezo ya Masomo (Tyndale)</w:t>
+        <w:t>Tyndale Open Study Notes</w:t>
       </w:r>
     </w:p>
     <w:p>

--- a/swh/docx/40.content.docx
+++ b/swh/docx/40.content.docx
@@ -19,7 +19,7 @@
         <w:rPr>
           <w:lang w:val="sw_KE" w:bidi="sw_KE"/>
         </w:rPr>
-        <w:t>Resource: Tyndale Open Study Notes</w:t>
+        <w:t>Resource: Aquifer Open Study Notes</w:t>
       </w:r>
       <w:r>
         <w:rPr>
@@ -112,7 +112,7 @@
         <w:rPr>
           <w:lang w:val="sw_KE" w:bidi="sw_KE"/>
         </w:rPr>
-        <w:t>Tyndale Open Study Notes</w:t>
+        <w:t>Aquifer Open Study Notes</w:t>
       </w:r>
     </w:p>
     <w:p>
